--- a/ЛР1/Отчет_ЛР1.docx
+++ b/ЛР1/Отчет_ЛР1.docx
@@ -1,6 +1,6 @@
 
 <file path=word/document.xml><?xml version="1.0" encoding="utf-8"?>
-<w:document xmlns:wpc="http://schemas.microsoft.com/office/word/2010/wordprocessingCanvas" xmlns:cx="http://schemas.microsoft.com/office/drawing/2014/chartex" xmlns:cx1="http://schemas.microsoft.com/office/drawing/2015/9/8/chartex" xmlns:cx2="http://schemas.microsoft.com/office/drawing/2015/10/21/chartex" xmlns:cx3="http://schemas.microsoft.com/office/drawing/2016/5/9/chartex" xmlns:cx4="http://schemas.microsoft.com/office/drawing/2016/5/10/chartex" xmlns:cx5="http://schemas.microsoft.com/office/drawing/2016/5/11/chartex" xmlns:cx6="http://schemas.microsoft.com/office/drawing/2016/5/12/chartex" xmlns:cx7="http://schemas.microsoft.com/office/drawing/2016/5/13/chartex" xmlns:cx8="http://schemas.microsoft.com/office/drawing/2016/5/14/chartex" xmlns:mc="http://schemas.openxmlformats.org/markup-compatibility/2006" xmlns:aink="http://schemas.microsoft.com/office/drawing/2016/ink" xmlns:am3d="http://schemas.microsoft.com/office/drawing/2017/model3d" xmlns:o="urn:schemas-microsoft-com:office:office" xmlns:oel="http://schemas.microsoft.com/office/2019/extlst" xmlns:r="http://schemas.openxmlformats.org/officeDocument/2006/relationships" xmlns:m="http://schemas.openxmlformats.org/officeDocument/2006/math" xmlns:v="urn:schemas-microsoft-com:vml" xmlns:wp14="http://schemas.microsoft.com/office/word/2010/wordprocessingDrawing" xmlns:wp="http://schemas.openxmlformats.org/drawingml/2006/wordprocessingDrawing" xmlns:w10="urn:schemas-microsoft-com:office:word" xmlns:w="http://schemas.openxmlformats.org/wordprocessingml/2006/main" xmlns:w14="http://schemas.microsoft.com/office/word/2010/wordml" xmlns:w15="http://schemas.microsoft.com/office/word/2012/wordml" xmlns:w16cex="http://schemas.microsoft.com/office/word/2018/wordml/cex" xmlns:w16cid="http://schemas.microsoft.com/office/word/2016/wordml/cid" xmlns:w16="http://schemas.microsoft.com/office/word/2018/wordml" xmlns:w16du="http://schemas.microsoft.com/office/word/2023/wordml/word16du" xmlns:w16sdtdh="http://schemas.microsoft.com/office/word/2020/wordml/sdtdatahash" xmlns:w16sdtfl="http://schemas.microsoft.com/office/word/2024/wordml/sdtformatlock" xmlns:w16se="http://schemas.microsoft.com/office/word/2015/wordml/symex" xmlns:wpg="http://schemas.microsoft.com/office/word/2010/wordprocessingGroup" xmlns:wpi="http://schemas.microsoft.com/office/word/2010/wordprocessingInk" xmlns:wne="http://schemas.microsoft.com/office/word/2006/wordml" xmlns:wps="http://schemas.microsoft.com/office/word/2010/wordprocessingShape" mc:Ignorable="w14 w15 w16se w16cid w16 w16cex w16sdtdh w16sdtfl w16du wp14">
+<w:document xmlns:wpc="http://schemas.microsoft.com/office/word/2010/wordprocessingCanvas" xmlns:cx="http://schemas.microsoft.com/office/drawing/2014/chartex" xmlns:cx1="http://schemas.microsoft.com/office/drawing/2015/9/8/chartex" xmlns:cx2="http://schemas.microsoft.com/office/drawing/2015/10/21/chartex" xmlns:cx3="http://schemas.microsoft.com/office/drawing/2016/5/9/chartex" xmlns:cx4="http://schemas.microsoft.com/office/drawing/2016/5/10/chartex" xmlns:cx5="http://schemas.microsoft.com/office/drawing/2016/5/11/chartex" xmlns:cx6="http://schemas.microsoft.com/office/drawing/2016/5/12/chartex" xmlns:cx7="http://schemas.microsoft.com/office/drawing/2016/5/13/chartex" xmlns:cx8="http://schemas.microsoft.com/office/drawing/2016/5/14/chartex" xmlns:mc="http://schemas.openxmlformats.org/markup-compatibility/2006" xmlns:aink="http://schemas.microsoft.com/office/drawing/2016/ink" xmlns:am3d="http://schemas.microsoft.com/office/drawing/2017/model3d" xmlns:o="urn:schemas-microsoft-com:office:office" xmlns:oel="http://schemas.microsoft.com/office/2019/extlst" xmlns:r="http://schemas.openxmlformats.org/officeDocument/2006/relationships" xmlns:m="http://schemas.openxmlformats.org/officeDocument/2006/math" xmlns:v="urn:schemas-microsoft-com:vml" xmlns:wp14="http://schemas.microsoft.com/office/word/2010/wordprocessingDrawing" xmlns:wp="http://schemas.openxmlformats.org/drawingml/2006/wordprocessingDrawing" xmlns:w10="urn:schemas-microsoft-com:office:word" xmlns:w="http://schemas.openxmlformats.org/wordprocessingml/2006/main" xmlns:w14="http://schemas.microsoft.com/office/word/2010/wordml" xmlns:w15="http://schemas.microsoft.com/office/word/2012/wordml" xmlns:w16cex="http://schemas.microsoft.com/office/word/2018/wordml/cex" xmlns:w16cid="http://schemas.microsoft.com/office/word/2016/wordml/cid" xmlns:w16="http://schemas.microsoft.com/office/word/2018/wordml" xmlns:w16sdtdh="http://schemas.microsoft.com/office/word/2020/wordml/sdtdatahash" xmlns:w16se="http://schemas.microsoft.com/office/word/2015/wordml/symex" xmlns:wpg="http://schemas.microsoft.com/office/word/2010/wordprocessingGroup" xmlns:wpi="http://schemas.microsoft.com/office/word/2010/wordprocessingInk" xmlns:wne="http://schemas.microsoft.com/office/word/2006/wordml" xmlns:wps="http://schemas.microsoft.com/office/word/2010/wordprocessingShape" mc:Ignorable="w14 w15 w16se w16cid w16 w16cex w16sdtdh wp14">
   <w:body>
     <w:p>
       <w:pPr>
@@ -26,13 +26,8 @@
         <w:t xml:space="preserve">образовательное учреждение высшего </w:t>
       </w:r>
       <w:proofErr w:type="spellStart"/>
-      <w:proofErr w:type="gramStart"/>
-      <w:r>
-        <w:t>образования«</w:t>
-      </w:r>
-      <w:proofErr w:type="gramEnd"/>
-      <w:r>
-        <w:t>Тульский</w:t>
+      <w:r>
+        <w:t>образования«Тульский</w:t>
       </w:r>
       <w:proofErr w:type="spellEnd"/>
       <w:r>
@@ -164,7 +159,7 @@
         <w:t xml:space="preserve"> доцент</w:t>
       </w:r>
       <w:r>
-        <w:t xml:space="preserve">                                                                                  </w:t>
+        <w:t xml:space="preserve">                                                                           </w:t>
       </w:r>
       <w:proofErr w:type="spellStart"/>
       <w:r>
@@ -345,12 +340,6 @@
         <w:gridCol w:w="2900"/>
       </w:tblGrid>
       <w:tr>
-        <w:tblPrEx>
-          <w:tblCellMar>
-            <w:top w:w="0" w:type="dxa"/>
-            <w:bottom w:w="0" w:type="dxa"/>
-          </w:tblCellMar>
-        </w:tblPrEx>
         <w:trPr>
           <w:cantSplit/>
         </w:trPr>
@@ -413,12 +402,6 @@
         </w:tc>
       </w:tr>
       <w:tr>
-        <w:tblPrEx>
-          <w:tblCellMar>
-            <w:top w:w="0" w:type="dxa"/>
-            <w:bottom w:w="0" w:type="dxa"/>
-          </w:tblCellMar>
-        </w:tblPrEx>
         <w:trPr>
           <w:cantSplit/>
         </w:trPr>
@@ -475,12 +458,6 @@
         </w:tc>
       </w:tr>
       <w:tr>
-        <w:tblPrEx>
-          <w:tblCellMar>
-            <w:top w:w="0" w:type="dxa"/>
-            <w:bottom w:w="0" w:type="dxa"/>
-          </w:tblCellMar>
-        </w:tblPrEx>
         <w:trPr>
           <w:cantSplit/>
         </w:trPr>
@@ -537,12 +514,6 @@
         </w:tc>
       </w:tr>
       <w:tr>
-        <w:tblPrEx>
-          <w:tblCellMar>
-            <w:top w:w="0" w:type="dxa"/>
-            <w:bottom w:w="0" w:type="dxa"/>
-          </w:tblCellMar>
-        </w:tblPrEx>
         <w:trPr>
           <w:cantSplit/>
         </w:trPr>
@@ -599,12 +570,6 @@
         </w:tc>
       </w:tr>
       <w:tr>
-        <w:tblPrEx>
-          <w:tblCellMar>
-            <w:top w:w="0" w:type="dxa"/>
-            <w:bottom w:w="0" w:type="dxa"/>
-          </w:tblCellMar>
-        </w:tblPrEx>
         <w:trPr>
           <w:cantSplit/>
         </w:trPr>
@@ -715,12 +680,6 @@
         <w:gridCol w:w="6000"/>
       </w:tblGrid>
       <w:tr>
-        <w:tblPrEx>
-          <w:tblCellMar>
-            <w:top w:w="0" w:type="dxa"/>
-            <w:bottom w:w="0" w:type="dxa"/>
-          </w:tblCellMar>
-        </w:tblPrEx>
         <w:trPr>
           <w:cantSplit/>
         </w:trPr>
@@ -783,12 +742,6 @@
         </w:tc>
       </w:tr>
       <w:tr>
-        <w:tblPrEx>
-          <w:tblCellMar>
-            <w:top w:w="0" w:type="dxa"/>
-            <w:bottom w:w="0" w:type="dxa"/>
-          </w:tblCellMar>
-        </w:tblPrEx>
         <w:trPr>
           <w:cantSplit/>
         </w:trPr>
@@ -845,12 +798,6 @@
         </w:tc>
       </w:tr>
       <w:tr>
-        <w:tblPrEx>
-          <w:tblCellMar>
-            <w:top w:w="0" w:type="dxa"/>
-            <w:bottom w:w="0" w:type="dxa"/>
-          </w:tblCellMar>
-        </w:tblPrEx>
         <w:trPr>
           <w:cantSplit/>
         </w:trPr>
@@ -907,12 +854,6 @@
         </w:tc>
       </w:tr>
       <w:tr>
-        <w:tblPrEx>
-          <w:tblCellMar>
-            <w:top w:w="0" w:type="dxa"/>
-            <w:bottom w:w="0" w:type="dxa"/>
-          </w:tblCellMar>
-        </w:tblPrEx>
         <w:trPr>
           <w:cantSplit/>
         </w:trPr>
@@ -969,12 +910,6 @@
         </w:tc>
       </w:tr>
       <w:tr>
-        <w:tblPrEx>
-          <w:tblCellMar>
-            <w:top w:w="0" w:type="dxa"/>
-            <w:bottom w:w="0" w:type="dxa"/>
-          </w:tblCellMar>
-        </w:tblPrEx>
         <w:trPr>
           <w:cantSplit/>
         </w:trPr>
@@ -1150,12 +1085,6 @@
         <w:gridCol w:w="1000"/>
       </w:tblGrid>
       <w:tr>
-        <w:tblPrEx>
-          <w:tblCellMar>
-            <w:top w:w="0" w:type="dxa"/>
-            <w:bottom w:w="0" w:type="dxa"/>
-          </w:tblCellMar>
-        </w:tblPrEx>
         <w:trPr>
           <w:cantSplit/>
         </w:trPr>
@@ -1237,12 +1166,6 @@
         </w:tc>
       </w:tr>
       <w:tr>
-        <w:tblPrEx>
-          <w:tblCellMar>
-            <w:top w:w="0" w:type="dxa"/>
-            <w:bottom w:w="0" w:type="dxa"/>
-          </w:tblCellMar>
-        </w:tblPrEx>
         <w:trPr>
           <w:cantSplit/>
         </w:trPr>
@@ -1318,12 +1241,6 @@
         </w:tc>
       </w:tr>
       <w:tr>
-        <w:tblPrEx>
-          <w:tblCellMar>
-            <w:top w:w="0" w:type="dxa"/>
-            <w:bottom w:w="0" w:type="dxa"/>
-          </w:tblCellMar>
-        </w:tblPrEx>
         <w:trPr>
           <w:cantSplit/>
         </w:trPr>
@@ -1399,12 +1316,6 @@
         </w:tc>
       </w:tr>
       <w:tr>
-        <w:tblPrEx>
-          <w:tblCellMar>
-            <w:top w:w="0" w:type="dxa"/>
-            <w:bottom w:w="0" w:type="dxa"/>
-          </w:tblCellMar>
-        </w:tblPrEx>
         <w:trPr>
           <w:cantSplit/>
         </w:trPr>
@@ -1480,12 +1391,6 @@
         </w:tc>
       </w:tr>
       <w:tr>
-        <w:tblPrEx>
-          <w:tblCellMar>
-            <w:top w:w="0" w:type="dxa"/>
-            <w:bottom w:w="0" w:type="dxa"/>
-          </w:tblCellMar>
-        </w:tblPrEx>
         <w:trPr>
           <w:cantSplit/>
         </w:trPr>
@@ -1561,12 +1466,6 @@
         </w:tc>
       </w:tr>
       <w:tr>
-        <w:tblPrEx>
-          <w:tblCellMar>
-            <w:top w:w="0" w:type="dxa"/>
-            <w:bottom w:w="0" w:type="dxa"/>
-          </w:tblCellMar>
-        </w:tblPrEx>
         <w:trPr>
           <w:cantSplit/>
         </w:trPr>
@@ -1642,12 +1541,6 @@
         </w:tc>
       </w:tr>
       <w:tr>
-        <w:tblPrEx>
-          <w:tblCellMar>
-            <w:top w:w="0" w:type="dxa"/>
-            <w:bottom w:w="0" w:type="dxa"/>
-          </w:tblCellMar>
-        </w:tblPrEx>
         <w:trPr>
           <w:cantSplit/>
         </w:trPr>
@@ -1723,12 +1616,6 @@
         </w:tc>
       </w:tr>
       <w:tr>
-        <w:tblPrEx>
-          <w:tblCellMar>
-            <w:top w:w="0" w:type="dxa"/>
-            <w:bottom w:w="0" w:type="dxa"/>
-          </w:tblCellMar>
-        </w:tblPrEx>
         <w:trPr>
           <w:cantSplit/>
         </w:trPr>
@@ -1872,12 +1759,6 @@
         <w:gridCol w:w="7155"/>
       </w:tblGrid>
       <w:tr>
-        <w:tblPrEx>
-          <w:tblCellMar>
-            <w:top w:w="0" w:type="dxa"/>
-            <w:bottom w:w="0" w:type="dxa"/>
-          </w:tblCellMar>
-        </w:tblPrEx>
         <w:trPr>
           <w:cantSplit/>
         </w:trPr>
@@ -1917,12 +1798,6 @@
         </w:tc>
       </w:tr>
       <w:tr>
-        <w:tblPrEx>
-          <w:tblCellMar>
-            <w:top w:w="0" w:type="dxa"/>
-            <w:bottom w:w="0" w:type="dxa"/>
-          </w:tblCellMar>
-        </w:tblPrEx>
         <w:trPr>
           <w:cantSplit/>
         </w:trPr>
@@ -1962,12 +1837,6 @@
         </w:tc>
       </w:tr>
       <w:tr>
-        <w:tblPrEx>
-          <w:tblCellMar>
-            <w:top w:w="0" w:type="dxa"/>
-            <w:bottom w:w="0" w:type="dxa"/>
-          </w:tblCellMar>
-        </w:tblPrEx>
         <w:trPr>
           <w:cantSplit/>
         </w:trPr>
@@ -2007,12 +1876,6 @@
         </w:tc>
       </w:tr>
       <w:tr>
-        <w:tblPrEx>
-          <w:tblCellMar>
-            <w:top w:w="0" w:type="dxa"/>
-            <w:bottom w:w="0" w:type="dxa"/>
-          </w:tblCellMar>
-        </w:tblPrEx>
         <w:trPr>
           <w:cantSplit/>
         </w:trPr>
@@ -2052,12 +1915,6 @@
         </w:tc>
       </w:tr>
       <w:tr>
-        <w:tblPrEx>
-          <w:tblCellMar>
-            <w:top w:w="0" w:type="dxa"/>
-            <w:bottom w:w="0" w:type="dxa"/>
-          </w:tblCellMar>
-        </w:tblPrEx>
         <w:trPr>
           <w:cantSplit/>
         </w:trPr>
@@ -2097,12 +1954,6 @@
         </w:tc>
       </w:tr>
       <w:tr>
-        <w:tblPrEx>
-          <w:tblCellMar>
-            <w:top w:w="0" w:type="dxa"/>
-            <w:bottom w:w="0" w:type="dxa"/>
-          </w:tblCellMar>
-        </w:tblPrEx>
         <w:trPr>
           <w:cantSplit/>
         </w:trPr>
@@ -2154,12 +2005,6 @@
         </w:tc>
       </w:tr>
       <w:tr>
-        <w:tblPrEx>
-          <w:tblCellMar>
-            <w:top w:w="0" w:type="dxa"/>
-            <w:bottom w:w="0" w:type="dxa"/>
-          </w:tblCellMar>
-        </w:tblPrEx>
         <w:trPr>
           <w:cantSplit/>
         </w:trPr>
@@ -2199,12 +2044,6 @@
         </w:tc>
       </w:tr>
       <w:tr>
-        <w:tblPrEx>
-          <w:tblCellMar>
-            <w:top w:w="0" w:type="dxa"/>
-            <w:bottom w:w="0" w:type="dxa"/>
-          </w:tblCellMar>
-        </w:tblPrEx>
         <w:trPr>
           <w:cantSplit/>
         </w:trPr>
@@ -2244,12 +2083,6 @@
         </w:tc>
       </w:tr>
       <w:tr>
-        <w:tblPrEx>
-          <w:tblCellMar>
-            <w:top w:w="0" w:type="dxa"/>
-            <w:bottom w:w="0" w:type="dxa"/>
-          </w:tblCellMar>
-        </w:tblPrEx>
         <w:trPr>
           <w:cantSplit/>
         </w:trPr>
@@ -2291,12 +2124,6 @@
         </w:tc>
       </w:tr>
       <w:tr>
-        <w:tblPrEx>
-          <w:tblCellMar>
-            <w:top w:w="0" w:type="dxa"/>
-            <w:bottom w:w="0" w:type="dxa"/>
-          </w:tblCellMar>
-        </w:tblPrEx>
         <w:trPr>
           <w:cantSplit/>
         </w:trPr>
@@ -2372,12 +2199,6 @@
         <w:gridCol w:w="7155"/>
       </w:tblGrid>
       <w:tr>
-        <w:tblPrEx>
-          <w:tblCellMar>
-            <w:top w:w="0" w:type="dxa"/>
-            <w:bottom w:w="0" w:type="dxa"/>
-          </w:tblCellMar>
-        </w:tblPrEx>
         <w:trPr>
           <w:cantSplit/>
         </w:trPr>
@@ -2417,12 +2238,6 @@
         </w:tc>
       </w:tr>
       <w:tr>
-        <w:tblPrEx>
-          <w:tblCellMar>
-            <w:top w:w="0" w:type="dxa"/>
-            <w:bottom w:w="0" w:type="dxa"/>
-          </w:tblCellMar>
-        </w:tblPrEx>
         <w:trPr>
           <w:cantSplit/>
         </w:trPr>
@@ -2462,12 +2277,6 @@
         </w:tc>
       </w:tr>
       <w:tr>
-        <w:tblPrEx>
-          <w:tblCellMar>
-            <w:top w:w="0" w:type="dxa"/>
-            <w:bottom w:w="0" w:type="dxa"/>
-          </w:tblCellMar>
-        </w:tblPrEx>
         <w:trPr>
           <w:cantSplit/>
         </w:trPr>
@@ -2507,12 +2316,6 @@
         </w:tc>
       </w:tr>
       <w:tr>
-        <w:tblPrEx>
-          <w:tblCellMar>
-            <w:top w:w="0" w:type="dxa"/>
-            <w:bottom w:w="0" w:type="dxa"/>
-          </w:tblCellMar>
-        </w:tblPrEx>
         <w:trPr>
           <w:cantSplit/>
         </w:trPr>
@@ -2552,12 +2355,6 @@
         </w:tc>
       </w:tr>
       <w:tr>
-        <w:tblPrEx>
-          <w:tblCellMar>
-            <w:top w:w="0" w:type="dxa"/>
-            <w:bottom w:w="0" w:type="dxa"/>
-          </w:tblCellMar>
-        </w:tblPrEx>
         <w:trPr>
           <w:cantSplit/>
         </w:trPr>
@@ -2597,12 +2394,6 @@
         </w:tc>
       </w:tr>
       <w:tr>
-        <w:tblPrEx>
-          <w:tblCellMar>
-            <w:top w:w="0" w:type="dxa"/>
-            <w:bottom w:w="0" w:type="dxa"/>
-          </w:tblCellMar>
-        </w:tblPrEx>
         <w:trPr>
           <w:cantSplit/>
         </w:trPr>
@@ -2678,12 +2469,6 @@
         </w:tc>
       </w:tr>
       <w:tr>
-        <w:tblPrEx>
-          <w:tblCellMar>
-            <w:top w:w="0" w:type="dxa"/>
-            <w:bottom w:w="0" w:type="dxa"/>
-          </w:tblCellMar>
-        </w:tblPrEx>
         <w:trPr>
           <w:cantSplit/>
         </w:trPr>
@@ -2723,12 +2508,6 @@
         </w:tc>
       </w:tr>
       <w:tr>
-        <w:tblPrEx>
-          <w:tblCellMar>
-            <w:top w:w="0" w:type="dxa"/>
-            <w:bottom w:w="0" w:type="dxa"/>
-          </w:tblCellMar>
-        </w:tblPrEx>
         <w:trPr>
           <w:cantSplit/>
         </w:trPr>
@@ -2768,12 +2547,6 @@
         </w:tc>
       </w:tr>
       <w:tr>
-        <w:tblPrEx>
-          <w:tblCellMar>
-            <w:top w:w="0" w:type="dxa"/>
-            <w:bottom w:w="0" w:type="dxa"/>
-          </w:tblCellMar>
-        </w:tblPrEx>
         <w:trPr>
           <w:cantSplit/>
         </w:trPr>
@@ -2815,12 +2588,6 @@
         </w:tc>
       </w:tr>
       <w:tr>
-        <w:tblPrEx>
-          <w:tblCellMar>
-            <w:top w:w="0" w:type="dxa"/>
-            <w:bottom w:w="0" w:type="dxa"/>
-          </w:tblCellMar>
-        </w:tblPrEx>
         <w:trPr>
           <w:cantSplit/>
         </w:trPr>
@@ -2896,12 +2663,6 @@
         <w:gridCol w:w="7155"/>
       </w:tblGrid>
       <w:tr>
-        <w:tblPrEx>
-          <w:tblCellMar>
-            <w:top w:w="0" w:type="dxa"/>
-            <w:bottom w:w="0" w:type="dxa"/>
-          </w:tblCellMar>
-        </w:tblPrEx>
         <w:trPr>
           <w:cantSplit/>
         </w:trPr>
@@ -2941,12 +2702,6 @@
         </w:tc>
       </w:tr>
       <w:tr>
-        <w:tblPrEx>
-          <w:tblCellMar>
-            <w:top w:w="0" w:type="dxa"/>
-            <w:bottom w:w="0" w:type="dxa"/>
-          </w:tblCellMar>
-        </w:tblPrEx>
         <w:trPr>
           <w:cantSplit/>
         </w:trPr>
@@ -2986,12 +2741,6 @@
         </w:tc>
       </w:tr>
       <w:tr>
-        <w:tblPrEx>
-          <w:tblCellMar>
-            <w:top w:w="0" w:type="dxa"/>
-            <w:bottom w:w="0" w:type="dxa"/>
-          </w:tblCellMar>
-        </w:tblPrEx>
         <w:trPr>
           <w:cantSplit/>
         </w:trPr>
@@ -3031,12 +2780,6 @@
         </w:tc>
       </w:tr>
       <w:tr>
-        <w:tblPrEx>
-          <w:tblCellMar>
-            <w:top w:w="0" w:type="dxa"/>
-            <w:bottom w:w="0" w:type="dxa"/>
-          </w:tblCellMar>
-        </w:tblPrEx>
         <w:trPr>
           <w:cantSplit/>
         </w:trPr>
@@ -3076,12 +2819,6 @@
         </w:tc>
       </w:tr>
       <w:tr>
-        <w:tblPrEx>
-          <w:tblCellMar>
-            <w:top w:w="0" w:type="dxa"/>
-            <w:bottom w:w="0" w:type="dxa"/>
-          </w:tblCellMar>
-        </w:tblPrEx>
         <w:trPr>
           <w:cantSplit/>
         </w:trPr>
@@ -3121,12 +2858,6 @@
         </w:tc>
       </w:tr>
       <w:tr>
-        <w:tblPrEx>
-          <w:tblCellMar>
-            <w:top w:w="0" w:type="dxa"/>
-            <w:bottom w:w="0" w:type="dxa"/>
-          </w:tblCellMar>
-        </w:tblPrEx>
         <w:trPr>
           <w:cantSplit/>
         </w:trPr>
@@ -3179,12 +2910,6 @@
         </w:tc>
       </w:tr>
       <w:tr>
-        <w:tblPrEx>
-          <w:tblCellMar>
-            <w:top w:w="0" w:type="dxa"/>
-            <w:bottom w:w="0" w:type="dxa"/>
-          </w:tblCellMar>
-        </w:tblPrEx>
         <w:trPr>
           <w:cantSplit/>
         </w:trPr>
@@ -3224,12 +2949,6 @@
         </w:tc>
       </w:tr>
       <w:tr>
-        <w:tblPrEx>
-          <w:tblCellMar>
-            <w:top w:w="0" w:type="dxa"/>
-            <w:bottom w:w="0" w:type="dxa"/>
-          </w:tblCellMar>
-        </w:tblPrEx>
         <w:trPr>
           <w:cantSplit/>
         </w:trPr>
@@ -3269,12 +2988,6 @@
         </w:tc>
       </w:tr>
       <w:tr>
-        <w:tblPrEx>
-          <w:tblCellMar>
-            <w:top w:w="0" w:type="dxa"/>
-            <w:bottom w:w="0" w:type="dxa"/>
-          </w:tblCellMar>
-        </w:tblPrEx>
         <w:trPr>
           <w:cantSplit/>
         </w:trPr>
@@ -3316,12 +3029,6 @@
         </w:tc>
       </w:tr>
       <w:tr>
-        <w:tblPrEx>
-          <w:tblCellMar>
-            <w:top w:w="0" w:type="dxa"/>
-            <w:bottom w:w="0" w:type="dxa"/>
-          </w:tblCellMar>
-        </w:tblPrEx>
         <w:trPr>
           <w:cantSplit/>
         </w:trPr>
@@ -3397,12 +3104,6 @@
         <w:gridCol w:w="7155"/>
       </w:tblGrid>
       <w:tr>
-        <w:tblPrEx>
-          <w:tblCellMar>
-            <w:top w:w="0" w:type="dxa"/>
-            <w:bottom w:w="0" w:type="dxa"/>
-          </w:tblCellMar>
-        </w:tblPrEx>
         <w:trPr>
           <w:cantSplit/>
         </w:trPr>
@@ -3442,12 +3143,6 @@
         </w:tc>
       </w:tr>
       <w:tr>
-        <w:tblPrEx>
-          <w:tblCellMar>
-            <w:top w:w="0" w:type="dxa"/>
-            <w:bottom w:w="0" w:type="dxa"/>
-          </w:tblCellMar>
-        </w:tblPrEx>
         <w:trPr>
           <w:cantSplit/>
         </w:trPr>
@@ -3487,12 +3182,6 @@
         </w:tc>
       </w:tr>
       <w:tr>
-        <w:tblPrEx>
-          <w:tblCellMar>
-            <w:top w:w="0" w:type="dxa"/>
-            <w:bottom w:w="0" w:type="dxa"/>
-          </w:tblCellMar>
-        </w:tblPrEx>
         <w:trPr>
           <w:cantSplit/>
         </w:trPr>
@@ -3532,12 +3221,6 @@
         </w:tc>
       </w:tr>
       <w:tr>
-        <w:tblPrEx>
-          <w:tblCellMar>
-            <w:top w:w="0" w:type="dxa"/>
-            <w:bottom w:w="0" w:type="dxa"/>
-          </w:tblCellMar>
-        </w:tblPrEx>
         <w:trPr>
           <w:cantSplit/>
         </w:trPr>
@@ -3577,12 +3260,6 @@
         </w:tc>
       </w:tr>
       <w:tr>
-        <w:tblPrEx>
-          <w:tblCellMar>
-            <w:top w:w="0" w:type="dxa"/>
-            <w:bottom w:w="0" w:type="dxa"/>
-          </w:tblCellMar>
-        </w:tblPrEx>
         <w:trPr>
           <w:cantSplit/>
         </w:trPr>
@@ -3622,12 +3299,6 @@
         </w:tc>
       </w:tr>
       <w:tr>
-        <w:tblPrEx>
-          <w:tblCellMar>
-            <w:top w:w="0" w:type="dxa"/>
-            <w:bottom w:w="0" w:type="dxa"/>
-          </w:tblCellMar>
-        </w:tblPrEx>
         <w:trPr>
           <w:cantSplit/>
         </w:trPr>
@@ -3691,12 +3362,6 @@
         </w:tc>
       </w:tr>
       <w:tr>
-        <w:tblPrEx>
-          <w:tblCellMar>
-            <w:top w:w="0" w:type="dxa"/>
-            <w:bottom w:w="0" w:type="dxa"/>
-          </w:tblCellMar>
-        </w:tblPrEx>
         <w:trPr>
           <w:cantSplit/>
         </w:trPr>
@@ -3760,12 +3425,6 @@
         </w:tc>
       </w:tr>
       <w:tr>
-        <w:tblPrEx>
-          <w:tblCellMar>
-            <w:top w:w="0" w:type="dxa"/>
-            <w:bottom w:w="0" w:type="dxa"/>
-          </w:tblCellMar>
-        </w:tblPrEx>
         <w:trPr>
           <w:cantSplit/>
         </w:trPr>
@@ -3805,12 +3464,6 @@
         </w:tc>
       </w:tr>
       <w:tr>
-        <w:tblPrEx>
-          <w:tblCellMar>
-            <w:top w:w="0" w:type="dxa"/>
-            <w:bottom w:w="0" w:type="dxa"/>
-          </w:tblCellMar>
-        </w:tblPrEx>
         <w:trPr>
           <w:cantSplit/>
         </w:trPr>
@@ -3852,12 +3505,6 @@
         </w:tc>
       </w:tr>
       <w:tr>
-        <w:tblPrEx>
-          <w:tblCellMar>
-            <w:top w:w="0" w:type="dxa"/>
-            <w:bottom w:w="0" w:type="dxa"/>
-          </w:tblCellMar>
-        </w:tblPrEx>
         <w:trPr>
           <w:cantSplit/>
         </w:trPr>
@@ -3933,12 +3580,6 @@
         <w:gridCol w:w="7155"/>
       </w:tblGrid>
       <w:tr>
-        <w:tblPrEx>
-          <w:tblCellMar>
-            <w:top w:w="0" w:type="dxa"/>
-            <w:bottom w:w="0" w:type="dxa"/>
-          </w:tblCellMar>
-        </w:tblPrEx>
         <w:trPr>
           <w:cantSplit/>
         </w:trPr>
@@ -3978,12 +3619,6 @@
         </w:tc>
       </w:tr>
       <w:tr>
-        <w:tblPrEx>
-          <w:tblCellMar>
-            <w:top w:w="0" w:type="dxa"/>
-            <w:bottom w:w="0" w:type="dxa"/>
-          </w:tblCellMar>
-        </w:tblPrEx>
         <w:trPr>
           <w:cantSplit/>
         </w:trPr>
@@ -4023,12 +3658,6 @@
         </w:tc>
       </w:tr>
       <w:tr>
-        <w:tblPrEx>
-          <w:tblCellMar>
-            <w:top w:w="0" w:type="dxa"/>
-            <w:bottom w:w="0" w:type="dxa"/>
-          </w:tblCellMar>
-        </w:tblPrEx>
         <w:trPr>
           <w:cantSplit/>
         </w:trPr>
@@ -4068,12 +3697,6 @@
         </w:tc>
       </w:tr>
       <w:tr>
-        <w:tblPrEx>
-          <w:tblCellMar>
-            <w:top w:w="0" w:type="dxa"/>
-            <w:bottom w:w="0" w:type="dxa"/>
-          </w:tblCellMar>
-        </w:tblPrEx>
         <w:trPr>
           <w:cantSplit/>
         </w:trPr>
@@ -4113,12 +3736,6 @@
         </w:tc>
       </w:tr>
       <w:tr>
-        <w:tblPrEx>
-          <w:tblCellMar>
-            <w:top w:w="0" w:type="dxa"/>
-            <w:bottom w:w="0" w:type="dxa"/>
-          </w:tblCellMar>
-        </w:tblPrEx>
         <w:trPr>
           <w:cantSplit/>
         </w:trPr>
@@ -4158,12 +3775,6 @@
         </w:tc>
       </w:tr>
       <w:tr>
-        <w:tblPrEx>
-          <w:tblCellMar>
-            <w:top w:w="0" w:type="dxa"/>
-            <w:bottom w:w="0" w:type="dxa"/>
-          </w:tblCellMar>
-        </w:tblPrEx>
         <w:trPr>
           <w:cantSplit/>
         </w:trPr>
@@ -4215,12 +3826,6 @@
         </w:tc>
       </w:tr>
       <w:tr>
-        <w:tblPrEx>
-          <w:tblCellMar>
-            <w:top w:w="0" w:type="dxa"/>
-            <w:bottom w:w="0" w:type="dxa"/>
-          </w:tblCellMar>
-        </w:tblPrEx>
         <w:trPr>
           <w:cantSplit/>
         </w:trPr>
@@ -4260,12 +3865,6 @@
         </w:tc>
       </w:tr>
       <w:tr>
-        <w:tblPrEx>
-          <w:tblCellMar>
-            <w:top w:w="0" w:type="dxa"/>
-            <w:bottom w:w="0" w:type="dxa"/>
-          </w:tblCellMar>
-        </w:tblPrEx>
         <w:trPr>
           <w:cantSplit/>
         </w:trPr>
@@ -4305,12 +3904,6 @@
         </w:tc>
       </w:tr>
       <w:tr>
-        <w:tblPrEx>
-          <w:tblCellMar>
-            <w:top w:w="0" w:type="dxa"/>
-            <w:bottom w:w="0" w:type="dxa"/>
-          </w:tblCellMar>
-        </w:tblPrEx>
         <w:trPr>
           <w:cantSplit/>
         </w:trPr>
@@ -4352,12 +3945,6 @@
         </w:tc>
       </w:tr>
       <w:tr>
-        <w:tblPrEx>
-          <w:tblCellMar>
-            <w:top w:w="0" w:type="dxa"/>
-            <w:bottom w:w="0" w:type="dxa"/>
-          </w:tblCellMar>
-        </w:tblPrEx>
         <w:trPr>
           <w:cantSplit/>
         </w:trPr>
@@ -4433,12 +4020,6 @@
         <w:gridCol w:w="7155"/>
       </w:tblGrid>
       <w:tr>
-        <w:tblPrEx>
-          <w:tblCellMar>
-            <w:top w:w="0" w:type="dxa"/>
-            <w:bottom w:w="0" w:type="dxa"/>
-          </w:tblCellMar>
-        </w:tblPrEx>
         <w:trPr>
           <w:cantSplit/>
         </w:trPr>
@@ -4478,12 +4059,6 @@
         </w:tc>
       </w:tr>
       <w:tr>
-        <w:tblPrEx>
-          <w:tblCellMar>
-            <w:top w:w="0" w:type="dxa"/>
-            <w:bottom w:w="0" w:type="dxa"/>
-          </w:tblCellMar>
-        </w:tblPrEx>
         <w:trPr>
           <w:cantSplit/>
         </w:trPr>
@@ -4523,12 +4098,6 @@
         </w:tc>
       </w:tr>
       <w:tr>
-        <w:tblPrEx>
-          <w:tblCellMar>
-            <w:top w:w="0" w:type="dxa"/>
-            <w:bottom w:w="0" w:type="dxa"/>
-          </w:tblCellMar>
-        </w:tblPrEx>
         <w:trPr>
           <w:cantSplit/>
         </w:trPr>
@@ -4568,12 +4137,6 @@
         </w:tc>
       </w:tr>
       <w:tr>
-        <w:tblPrEx>
-          <w:tblCellMar>
-            <w:top w:w="0" w:type="dxa"/>
-            <w:bottom w:w="0" w:type="dxa"/>
-          </w:tblCellMar>
-        </w:tblPrEx>
         <w:trPr>
           <w:cantSplit/>
         </w:trPr>
@@ -4613,12 +4176,6 @@
         </w:tc>
       </w:tr>
       <w:tr>
-        <w:tblPrEx>
-          <w:tblCellMar>
-            <w:top w:w="0" w:type="dxa"/>
-            <w:bottom w:w="0" w:type="dxa"/>
-          </w:tblCellMar>
-        </w:tblPrEx>
         <w:trPr>
           <w:cantSplit/>
         </w:trPr>
@@ -4658,12 +4215,6 @@
         </w:tc>
       </w:tr>
       <w:tr>
-        <w:tblPrEx>
-          <w:tblCellMar>
-            <w:top w:w="0" w:type="dxa"/>
-            <w:bottom w:w="0" w:type="dxa"/>
-          </w:tblCellMar>
-        </w:tblPrEx>
         <w:trPr>
           <w:cantSplit/>
         </w:trPr>
@@ -4728,12 +4279,6 @@
         </w:tc>
       </w:tr>
       <w:tr>
-        <w:tblPrEx>
-          <w:tblCellMar>
-            <w:top w:w="0" w:type="dxa"/>
-            <w:bottom w:w="0" w:type="dxa"/>
-          </w:tblCellMar>
-        </w:tblPrEx>
         <w:trPr>
           <w:cantSplit/>
         </w:trPr>
@@ -4773,12 +4318,6 @@
         </w:tc>
       </w:tr>
       <w:tr>
-        <w:tblPrEx>
-          <w:tblCellMar>
-            <w:top w:w="0" w:type="dxa"/>
-            <w:bottom w:w="0" w:type="dxa"/>
-          </w:tblCellMar>
-        </w:tblPrEx>
         <w:trPr>
           <w:cantSplit/>
         </w:trPr>
@@ -4818,12 +4357,6 @@
         </w:tc>
       </w:tr>
       <w:tr>
-        <w:tblPrEx>
-          <w:tblCellMar>
-            <w:top w:w="0" w:type="dxa"/>
-            <w:bottom w:w="0" w:type="dxa"/>
-          </w:tblCellMar>
-        </w:tblPrEx>
         <w:trPr>
           <w:cantSplit/>
         </w:trPr>
@@ -4865,12 +4398,6 @@
         </w:tc>
       </w:tr>
       <w:tr>
-        <w:tblPrEx>
-          <w:tblCellMar>
-            <w:top w:w="0" w:type="dxa"/>
-            <w:bottom w:w="0" w:type="dxa"/>
-          </w:tblCellMar>
-        </w:tblPrEx>
         <w:trPr>
           <w:cantSplit/>
         </w:trPr>
@@ -4946,12 +4473,6 @@
         <w:gridCol w:w="7155"/>
       </w:tblGrid>
       <w:tr>
-        <w:tblPrEx>
-          <w:tblCellMar>
-            <w:top w:w="0" w:type="dxa"/>
-            <w:bottom w:w="0" w:type="dxa"/>
-          </w:tblCellMar>
-        </w:tblPrEx>
         <w:trPr>
           <w:cantSplit/>
         </w:trPr>
@@ -4991,12 +4512,6 @@
         </w:tc>
       </w:tr>
       <w:tr>
-        <w:tblPrEx>
-          <w:tblCellMar>
-            <w:top w:w="0" w:type="dxa"/>
-            <w:bottom w:w="0" w:type="dxa"/>
-          </w:tblCellMar>
-        </w:tblPrEx>
         <w:trPr>
           <w:cantSplit/>
         </w:trPr>
@@ -5036,12 +4551,6 @@
         </w:tc>
       </w:tr>
       <w:tr>
-        <w:tblPrEx>
-          <w:tblCellMar>
-            <w:top w:w="0" w:type="dxa"/>
-            <w:bottom w:w="0" w:type="dxa"/>
-          </w:tblCellMar>
-        </w:tblPrEx>
         <w:trPr>
           <w:cantSplit/>
         </w:trPr>
@@ -5081,12 +4590,6 @@
         </w:tc>
       </w:tr>
       <w:tr>
-        <w:tblPrEx>
-          <w:tblCellMar>
-            <w:top w:w="0" w:type="dxa"/>
-            <w:bottom w:w="0" w:type="dxa"/>
-          </w:tblCellMar>
-        </w:tblPrEx>
         <w:trPr>
           <w:cantSplit/>
         </w:trPr>
@@ -5126,12 +4629,6 @@
         </w:tc>
       </w:tr>
       <w:tr>
-        <w:tblPrEx>
-          <w:tblCellMar>
-            <w:top w:w="0" w:type="dxa"/>
-            <w:bottom w:w="0" w:type="dxa"/>
-          </w:tblCellMar>
-        </w:tblPrEx>
         <w:trPr>
           <w:cantSplit/>
         </w:trPr>
@@ -5171,12 +4668,6 @@
         </w:tc>
       </w:tr>
       <w:tr>
-        <w:tblPrEx>
-          <w:tblCellMar>
-            <w:top w:w="0" w:type="dxa"/>
-            <w:bottom w:w="0" w:type="dxa"/>
-          </w:tblCellMar>
-        </w:tblPrEx>
         <w:trPr>
           <w:cantSplit/>
         </w:trPr>
@@ -5240,12 +4731,6 @@
         </w:tc>
       </w:tr>
       <w:tr>
-        <w:tblPrEx>
-          <w:tblCellMar>
-            <w:top w:w="0" w:type="dxa"/>
-            <w:bottom w:w="0" w:type="dxa"/>
-          </w:tblCellMar>
-        </w:tblPrEx>
         <w:trPr>
           <w:cantSplit/>
         </w:trPr>
@@ -5285,12 +4770,6 @@
         </w:tc>
       </w:tr>
       <w:tr>
-        <w:tblPrEx>
-          <w:tblCellMar>
-            <w:top w:w="0" w:type="dxa"/>
-            <w:bottom w:w="0" w:type="dxa"/>
-          </w:tblCellMar>
-        </w:tblPrEx>
         <w:trPr>
           <w:cantSplit/>
         </w:trPr>
@@ -5330,12 +4809,6 @@
         </w:tc>
       </w:tr>
       <w:tr>
-        <w:tblPrEx>
-          <w:tblCellMar>
-            <w:top w:w="0" w:type="dxa"/>
-            <w:bottom w:w="0" w:type="dxa"/>
-          </w:tblCellMar>
-        </w:tblPrEx>
         <w:trPr>
           <w:cantSplit/>
         </w:trPr>
@@ -5377,12 +4850,6 @@
         </w:tc>
       </w:tr>
       <w:tr>
-        <w:tblPrEx>
-          <w:tblCellMar>
-            <w:top w:w="0" w:type="dxa"/>
-            <w:bottom w:w="0" w:type="dxa"/>
-          </w:tblCellMar>
-        </w:tblPrEx>
         <w:trPr>
           <w:cantSplit/>
         </w:trPr>
@@ -5522,12 +4989,6 @@
         <w:gridCol w:w="7155"/>
       </w:tblGrid>
       <w:tr>
-        <w:tblPrEx>
-          <w:tblCellMar>
-            <w:top w:w="0" w:type="dxa"/>
-            <w:bottom w:w="0" w:type="dxa"/>
-          </w:tblCellMar>
-        </w:tblPrEx>
         <w:trPr>
           <w:cantSplit/>
         </w:trPr>
@@ -5567,12 +5028,6 @@
         </w:tc>
       </w:tr>
       <w:tr>
-        <w:tblPrEx>
-          <w:tblCellMar>
-            <w:top w:w="0" w:type="dxa"/>
-            <w:bottom w:w="0" w:type="dxa"/>
-          </w:tblCellMar>
-        </w:tblPrEx>
         <w:trPr>
           <w:cantSplit/>
         </w:trPr>
@@ -5612,12 +5067,6 @@
         </w:tc>
       </w:tr>
       <w:tr>
-        <w:tblPrEx>
-          <w:tblCellMar>
-            <w:top w:w="0" w:type="dxa"/>
-            <w:bottom w:w="0" w:type="dxa"/>
-          </w:tblCellMar>
-        </w:tblPrEx>
         <w:trPr>
           <w:cantSplit/>
         </w:trPr>
@@ -5673,12 +5122,6 @@
         </w:tc>
       </w:tr>
       <w:tr>
-        <w:tblPrEx>
-          <w:tblCellMar>
-            <w:top w:w="0" w:type="dxa"/>
-            <w:bottom w:w="0" w:type="dxa"/>
-          </w:tblCellMar>
-        </w:tblPrEx>
         <w:trPr>
           <w:cantSplit/>
         </w:trPr>
@@ -5734,12 +5177,6 @@
         </w:tc>
       </w:tr>
       <w:tr>
-        <w:tblPrEx>
-          <w:tblCellMar>
-            <w:top w:w="0" w:type="dxa"/>
-            <w:bottom w:w="0" w:type="dxa"/>
-          </w:tblCellMar>
-        </w:tblPrEx>
         <w:trPr>
           <w:cantSplit/>
         </w:trPr>
@@ -5804,12 +5241,6 @@
         </w:tc>
       </w:tr>
       <w:tr>
-        <w:tblPrEx>
-          <w:tblCellMar>
-            <w:top w:w="0" w:type="dxa"/>
-            <w:bottom w:w="0" w:type="dxa"/>
-          </w:tblCellMar>
-        </w:tblPrEx>
         <w:trPr>
           <w:cantSplit/>
         </w:trPr>
@@ -5849,12 +5280,6 @@
         </w:tc>
       </w:tr>
       <w:tr>
-        <w:tblPrEx>
-          <w:tblCellMar>
-            <w:top w:w="0" w:type="dxa"/>
-            <w:bottom w:w="0" w:type="dxa"/>
-          </w:tblCellMar>
-        </w:tblPrEx>
         <w:trPr>
           <w:cantSplit/>
         </w:trPr>
@@ -5918,12 +5343,6 @@
         </w:tc>
       </w:tr>
       <w:tr>
-        <w:tblPrEx>
-          <w:tblCellMar>
-            <w:top w:w="0" w:type="dxa"/>
-            <w:bottom w:w="0" w:type="dxa"/>
-          </w:tblCellMar>
-        </w:tblPrEx>
         <w:trPr>
           <w:cantSplit/>
         </w:trPr>
@@ -5963,12 +5382,6 @@
         </w:tc>
       </w:tr>
       <w:tr>
-        <w:tblPrEx>
-          <w:tblCellMar>
-            <w:top w:w="0" w:type="dxa"/>
-            <w:bottom w:w="0" w:type="dxa"/>
-          </w:tblCellMar>
-        </w:tblPrEx>
         <w:trPr>
           <w:cantSplit/>
         </w:trPr>
@@ -6008,12 +5421,6 @@
         </w:tc>
       </w:tr>
       <w:tr>
-        <w:tblPrEx>
-          <w:tblCellMar>
-            <w:top w:w="0" w:type="dxa"/>
-            <w:bottom w:w="0" w:type="dxa"/>
-          </w:tblCellMar>
-        </w:tblPrEx>
         <w:trPr>
           <w:cantSplit/>
         </w:trPr>
@@ -6053,12 +5460,6 @@
         </w:tc>
       </w:tr>
       <w:tr>
-        <w:tblPrEx>
-          <w:tblCellMar>
-            <w:top w:w="0" w:type="dxa"/>
-            <w:bottom w:w="0" w:type="dxa"/>
-          </w:tblCellMar>
-        </w:tblPrEx>
         <w:trPr>
           <w:cantSplit/>
         </w:trPr>
@@ -6174,12 +5575,6 @@
         <w:gridCol w:w="2655"/>
       </w:tblGrid>
       <w:tr>
-        <w:tblPrEx>
-          <w:tblCellMar>
-            <w:top w:w="0" w:type="dxa"/>
-            <w:bottom w:w="0" w:type="dxa"/>
-          </w:tblCellMar>
-        </w:tblPrEx>
         <w:trPr>
           <w:cantSplit/>
         </w:trPr>
@@ -6280,12 +5675,6 @@
         </w:tc>
       </w:tr>
       <w:tr>
-        <w:tblPrEx>
-          <w:tblCellMar>
-            <w:top w:w="0" w:type="dxa"/>
-            <w:bottom w:w="0" w:type="dxa"/>
-          </w:tblCellMar>
-        </w:tblPrEx>
         <w:trPr>
           <w:cantSplit/>
         </w:trPr>
@@ -6378,12 +5767,6 @@
         </w:tc>
       </w:tr>
       <w:tr>
-        <w:tblPrEx>
-          <w:tblCellMar>
-            <w:top w:w="0" w:type="dxa"/>
-            <w:bottom w:w="0" w:type="dxa"/>
-          </w:tblCellMar>
-        </w:tblPrEx>
         <w:trPr>
           <w:cantSplit/>
         </w:trPr>
@@ -6476,12 +5859,6 @@
         </w:tc>
       </w:tr>
       <w:tr>
-        <w:tblPrEx>
-          <w:tblCellMar>
-            <w:top w:w="0" w:type="dxa"/>
-            <w:bottom w:w="0" w:type="dxa"/>
-          </w:tblCellMar>
-        </w:tblPrEx>
         <w:trPr>
           <w:cantSplit/>
         </w:trPr>
@@ -6574,12 +5951,6 @@
         </w:tc>
       </w:tr>
       <w:tr>
-        <w:tblPrEx>
-          <w:tblCellMar>
-            <w:top w:w="0" w:type="dxa"/>
-            <w:bottom w:w="0" w:type="dxa"/>
-          </w:tblCellMar>
-        </w:tblPrEx>
         <w:trPr>
           <w:cantSplit/>
         </w:trPr>
@@ -6672,12 +6043,6 @@
         </w:tc>
       </w:tr>
       <w:tr>
-        <w:tblPrEx>
-          <w:tblCellMar>
-            <w:top w:w="0" w:type="dxa"/>
-            <w:bottom w:w="0" w:type="dxa"/>
-          </w:tblCellMar>
-        </w:tblPrEx>
         <w:trPr>
           <w:cantSplit/>
         </w:trPr>
@@ -6770,12 +6135,6 @@
         </w:tc>
       </w:tr>
       <w:tr>
-        <w:tblPrEx>
-          <w:tblCellMar>
-            <w:top w:w="0" w:type="dxa"/>
-            <w:bottom w:w="0" w:type="dxa"/>
-          </w:tblCellMar>
-        </w:tblPrEx>
         <w:trPr>
           <w:cantSplit/>
         </w:trPr>
@@ -6868,12 +6227,6 @@
         </w:tc>
       </w:tr>
       <w:tr>
-        <w:tblPrEx>
-          <w:tblCellMar>
-            <w:top w:w="0" w:type="dxa"/>
-            <w:bottom w:w="0" w:type="dxa"/>
-          </w:tblCellMar>
-        </w:tblPrEx>
         <w:trPr>
           <w:cantSplit/>
         </w:trPr>
@@ -7070,7 +6423,7 @@
 </file>
 
 <file path=word/endnotes.xml><?xml version="1.0" encoding="utf-8"?>
-<w:endnotes xmlns:wpc="http://schemas.microsoft.com/office/word/2010/wordprocessingCanvas" xmlns:cx="http://schemas.microsoft.com/office/drawing/2014/chartex" xmlns:cx1="http://schemas.microsoft.com/office/drawing/2015/9/8/chartex" xmlns:cx2="http://schemas.microsoft.com/office/drawing/2015/10/21/chartex" xmlns:cx3="http://schemas.microsoft.com/office/drawing/2016/5/9/chartex" xmlns:cx4="http://schemas.microsoft.com/office/drawing/2016/5/10/chartex" xmlns:cx5="http://schemas.microsoft.com/office/drawing/2016/5/11/chartex" xmlns:cx6="http://schemas.microsoft.com/office/drawing/2016/5/12/chartex" xmlns:cx7="http://schemas.microsoft.com/office/drawing/2016/5/13/chartex" xmlns:cx8="http://schemas.microsoft.com/office/drawing/2016/5/14/chartex" xmlns:mc="http://schemas.openxmlformats.org/markup-compatibility/2006" xmlns:aink="http://schemas.microsoft.com/office/drawing/2016/ink" xmlns:am3d="http://schemas.microsoft.com/office/drawing/2017/model3d" xmlns:o="urn:schemas-microsoft-com:office:office" xmlns:oel="http://schemas.microsoft.com/office/2019/extlst" xmlns:r="http://schemas.openxmlformats.org/officeDocument/2006/relationships" xmlns:m="http://schemas.openxmlformats.org/officeDocument/2006/math" xmlns:v="urn:schemas-microsoft-com:vml" xmlns:wp14="http://schemas.microsoft.com/office/word/2010/wordprocessingDrawing" xmlns:wp="http://schemas.openxmlformats.org/drawingml/2006/wordprocessingDrawing" xmlns:w10="urn:schemas-microsoft-com:office:word" xmlns:w="http://schemas.openxmlformats.org/wordprocessingml/2006/main" xmlns:w14="http://schemas.microsoft.com/office/word/2010/wordml" xmlns:w15="http://schemas.microsoft.com/office/word/2012/wordml" xmlns:w16cex="http://schemas.microsoft.com/office/word/2018/wordml/cex" xmlns:w16cid="http://schemas.microsoft.com/office/word/2016/wordml/cid" xmlns:w16="http://schemas.microsoft.com/office/word/2018/wordml" xmlns:w16du="http://schemas.microsoft.com/office/word/2023/wordml/word16du" xmlns:w16sdtdh="http://schemas.microsoft.com/office/word/2020/wordml/sdtdatahash" xmlns:w16sdtfl="http://schemas.microsoft.com/office/word/2024/wordml/sdtformatlock" xmlns:w16se="http://schemas.microsoft.com/office/word/2015/wordml/symex" xmlns:wpg="http://schemas.microsoft.com/office/word/2010/wordprocessingGroup" xmlns:wpi="http://schemas.microsoft.com/office/word/2010/wordprocessingInk" xmlns:wne="http://schemas.microsoft.com/office/word/2006/wordml" xmlns:wps="http://schemas.microsoft.com/office/word/2010/wordprocessingShape" mc:Ignorable="w14 w15 w16se w16cid w16 w16cex w16sdtdh w16sdtfl w16du wp14">
+<w:endnotes xmlns:wpc="http://schemas.microsoft.com/office/word/2010/wordprocessingCanvas" xmlns:cx="http://schemas.microsoft.com/office/drawing/2014/chartex" xmlns:cx1="http://schemas.microsoft.com/office/drawing/2015/9/8/chartex" xmlns:cx2="http://schemas.microsoft.com/office/drawing/2015/10/21/chartex" xmlns:cx3="http://schemas.microsoft.com/office/drawing/2016/5/9/chartex" xmlns:cx4="http://schemas.microsoft.com/office/drawing/2016/5/10/chartex" xmlns:cx5="http://schemas.microsoft.com/office/drawing/2016/5/11/chartex" xmlns:cx6="http://schemas.microsoft.com/office/drawing/2016/5/12/chartex" xmlns:cx7="http://schemas.microsoft.com/office/drawing/2016/5/13/chartex" xmlns:cx8="http://schemas.microsoft.com/office/drawing/2016/5/14/chartex" xmlns:mc="http://schemas.openxmlformats.org/markup-compatibility/2006" xmlns:aink="http://schemas.microsoft.com/office/drawing/2016/ink" xmlns:am3d="http://schemas.microsoft.com/office/drawing/2017/model3d" xmlns:o="urn:schemas-microsoft-com:office:office" xmlns:oel="http://schemas.microsoft.com/office/2019/extlst" xmlns:r="http://schemas.openxmlformats.org/officeDocument/2006/relationships" xmlns:m="http://schemas.openxmlformats.org/officeDocument/2006/math" xmlns:v="urn:schemas-microsoft-com:vml" xmlns:wp14="http://schemas.microsoft.com/office/word/2010/wordprocessingDrawing" xmlns:wp="http://schemas.openxmlformats.org/drawingml/2006/wordprocessingDrawing" xmlns:w10="urn:schemas-microsoft-com:office:word" xmlns:w="http://schemas.openxmlformats.org/wordprocessingml/2006/main" xmlns:w14="http://schemas.microsoft.com/office/word/2010/wordml" xmlns:w15="http://schemas.microsoft.com/office/word/2012/wordml" xmlns:w16cex="http://schemas.microsoft.com/office/word/2018/wordml/cex" xmlns:w16cid="http://schemas.microsoft.com/office/word/2016/wordml/cid" xmlns:w16="http://schemas.microsoft.com/office/word/2018/wordml" xmlns:w16sdtdh="http://schemas.microsoft.com/office/word/2020/wordml/sdtdatahash" xmlns:w16se="http://schemas.microsoft.com/office/word/2015/wordml/symex" xmlns:wpg="http://schemas.microsoft.com/office/word/2010/wordprocessingGroup" xmlns:wpi="http://schemas.microsoft.com/office/word/2010/wordprocessingInk" xmlns:wne="http://schemas.microsoft.com/office/word/2006/wordml" xmlns:wps="http://schemas.microsoft.com/office/word/2010/wordprocessingShape" mc:Ignorable="w14 w15 w16se w16cid w16 w16cex w16sdtdh wp14">
   <w:endnote w:type="separator" w:id="-1">
     <w:p>
       <w:pPr>
@@ -7095,7 +6448,7 @@
 </file>
 
 <file path=word/footer1.xml><?xml version="1.0" encoding="utf-8"?>
-<w:ftr xmlns:wpc="http://schemas.microsoft.com/office/word/2010/wordprocessingCanvas" xmlns:cx="http://schemas.microsoft.com/office/drawing/2014/chartex" xmlns:cx1="http://schemas.microsoft.com/office/drawing/2015/9/8/chartex" xmlns:cx2="http://schemas.microsoft.com/office/drawing/2015/10/21/chartex" xmlns:cx3="http://schemas.microsoft.com/office/drawing/2016/5/9/chartex" xmlns:cx4="http://schemas.microsoft.com/office/drawing/2016/5/10/chartex" xmlns:cx5="http://schemas.microsoft.com/office/drawing/2016/5/11/chartex" xmlns:cx6="http://schemas.microsoft.com/office/drawing/2016/5/12/chartex" xmlns:cx7="http://schemas.microsoft.com/office/drawing/2016/5/13/chartex" xmlns:cx8="http://schemas.microsoft.com/office/drawing/2016/5/14/chartex" xmlns:mc="http://schemas.openxmlformats.org/markup-compatibility/2006" xmlns:aink="http://schemas.microsoft.com/office/drawing/2016/ink" xmlns:am3d="http://schemas.microsoft.com/office/drawing/2017/model3d" xmlns:o="urn:schemas-microsoft-com:office:office" xmlns:oel="http://schemas.microsoft.com/office/2019/extlst" xmlns:r="http://schemas.openxmlformats.org/officeDocument/2006/relationships" xmlns:m="http://schemas.openxmlformats.org/officeDocument/2006/math" xmlns:v="urn:schemas-microsoft-com:vml" xmlns:wp14="http://schemas.microsoft.com/office/word/2010/wordprocessingDrawing" xmlns:wp="http://schemas.openxmlformats.org/drawingml/2006/wordprocessingDrawing" xmlns:w10="urn:schemas-microsoft-com:office:word" xmlns:w="http://schemas.openxmlformats.org/wordprocessingml/2006/main" xmlns:w14="http://schemas.microsoft.com/office/word/2010/wordml" xmlns:w15="http://schemas.microsoft.com/office/word/2012/wordml" xmlns:w16cex="http://schemas.microsoft.com/office/word/2018/wordml/cex" xmlns:w16cid="http://schemas.microsoft.com/office/word/2016/wordml/cid" xmlns:w16="http://schemas.microsoft.com/office/word/2018/wordml" xmlns:w16du="http://schemas.microsoft.com/office/word/2023/wordml/word16du" xmlns:w16sdtdh="http://schemas.microsoft.com/office/word/2020/wordml/sdtdatahash" xmlns:w16sdtfl="http://schemas.microsoft.com/office/word/2024/wordml/sdtformatlock" xmlns:w16se="http://schemas.microsoft.com/office/word/2015/wordml/symex" xmlns:wpg="http://schemas.microsoft.com/office/word/2010/wordprocessingGroup" xmlns:wpi="http://schemas.microsoft.com/office/word/2010/wordprocessingInk" xmlns:wne="http://schemas.microsoft.com/office/word/2006/wordml" xmlns:wps="http://schemas.microsoft.com/office/word/2010/wordprocessingShape" mc:Ignorable="w14 w15 w16se w16cid w16 w16cex w16sdtdh w16sdtfl w16du wp14">
+<w:ftr xmlns:wpc="http://schemas.microsoft.com/office/word/2010/wordprocessingCanvas" xmlns:cx="http://schemas.microsoft.com/office/drawing/2014/chartex" xmlns:cx1="http://schemas.microsoft.com/office/drawing/2015/9/8/chartex" xmlns:cx2="http://schemas.microsoft.com/office/drawing/2015/10/21/chartex" xmlns:cx3="http://schemas.microsoft.com/office/drawing/2016/5/9/chartex" xmlns:cx4="http://schemas.microsoft.com/office/drawing/2016/5/10/chartex" xmlns:cx5="http://schemas.microsoft.com/office/drawing/2016/5/11/chartex" xmlns:cx6="http://schemas.microsoft.com/office/drawing/2016/5/12/chartex" xmlns:cx7="http://schemas.microsoft.com/office/drawing/2016/5/13/chartex" xmlns:cx8="http://schemas.microsoft.com/office/drawing/2016/5/14/chartex" xmlns:mc="http://schemas.openxmlformats.org/markup-compatibility/2006" xmlns:aink="http://schemas.microsoft.com/office/drawing/2016/ink" xmlns:am3d="http://schemas.microsoft.com/office/drawing/2017/model3d" xmlns:o="urn:schemas-microsoft-com:office:office" xmlns:oel="http://schemas.microsoft.com/office/2019/extlst" xmlns:r="http://schemas.openxmlformats.org/officeDocument/2006/relationships" xmlns:m="http://schemas.openxmlformats.org/officeDocument/2006/math" xmlns:v="urn:schemas-microsoft-com:vml" xmlns:wp14="http://schemas.microsoft.com/office/word/2010/wordprocessingDrawing" xmlns:wp="http://schemas.openxmlformats.org/drawingml/2006/wordprocessingDrawing" xmlns:w10="urn:schemas-microsoft-com:office:word" xmlns:w="http://schemas.openxmlformats.org/wordprocessingml/2006/main" xmlns:w14="http://schemas.microsoft.com/office/word/2010/wordml" xmlns:w15="http://schemas.microsoft.com/office/word/2012/wordml" xmlns:w16cex="http://schemas.microsoft.com/office/word/2018/wordml/cex" xmlns:w16cid="http://schemas.microsoft.com/office/word/2016/wordml/cid" xmlns:w16="http://schemas.microsoft.com/office/word/2018/wordml" xmlns:w16sdtdh="http://schemas.microsoft.com/office/word/2020/wordml/sdtdatahash" xmlns:w16se="http://schemas.microsoft.com/office/word/2015/wordml/symex" xmlns:wpg="http://schemas.microsoft.com/office/word/2010/wordprocessingGroup" xmlns:wpi="http://schemas.microsoft.com/office/word/2010/wordprocessingInk" xmlns:wne="http://schemas.microsoft.com/office/word/2006/wordml" xmlns:wps="http://schemas.microsoft.com/office/word/2010/wordprocessingShape" mc:Ignorable="w14 w15 w16se w16cid w16 w16cex w16sdtdh wp14">
   <w:p>
     <w:pPr>
       <w:jc w:val="center"/>
@@ -7123,7 +6476,7 @@
 </file>
 
 <file path=word/footnotes.xml><?xml version="1.0" encoding="utf-8"?>
-<w:footnotes xmlns:wpc="http://schemas.microsoft.com/office/word/2010/wordprocessingCanvas" xmlns:cx="http://schemas.microsoft.com/office/drawing/2014/chartex" xmlns:cx1="http://schemas.microsoft.com/office/drawing/2015/9/8/chartex" xmlns:cx2="http://schemas.microsoft.com/office/drawing/2015/10/21/chartex" xmlns:cx3="http://schemas.microsoft.com/office/drawing/2016/5/9/chartex" xmlns:cx4="http://schemas.microsoft.com/office/drawing/2016/5/10/chartex" xmlns:cx5="http://schemas.microsoft.com/office/drawing/2016/5/11/chartex" xmlns:cx6="http://schemas.microsoft.com/office/drawing/2016/5/12/chartex" xmlns:cx7="http://schemas.microsoft.com/office/drawing/2016/5/13/chartex" xmlns:cx8="http://schemas.microsoft.com/office/drawing/2016/5/14/chartex" xmlns:mc="http://schemas.openxmlformats.org/markup-compatibility/2006" xmlns:aink="http://schemas.microsoft.com/office/drawing/2016/ink" xmlns:am3d="http://schemas.microsoft.com/office/drawing/2017/model3d" xmlns:o="urn:schemas-microsoft-com:office:office" xmlns:oel="http://schemas.microsoft.com/office/2019/extlst" xmlns:r="http://schemas.openxmlformats.org/officeDocument/2006/relationships" xmlns:m="http://schemas.openxmlformats.org/officeDocument/2006/math" xmlns:v="urn:schemas-microsoft-com:vml" xmlns:wp14="http://schemas.microsoft.com/office/word/2010/wordprocessingDrawing" xmlns:wp="http://schemas.openxmlformats.org/drawingml/2006/wordprocessingDrawing" xmlns:w10="urn:schemas-microsoft-com:office:word" xmlns:w="http://schemas.openxmlformats.org/wordprocessingml/2006/main" xmlns:w14="http://schemas.microsoft.com/office/word/2010/wordml" xmlns:w15="http://schemas.microsoft.com/office/word/2012/wordml" xmlns:w16cex="http://schemas.microsoft.com/office/word/2018/wordml/cex" xmlns:w16cid="http://schemas.microsoft.com/office/word/2016/wordml/cid" xmlns:w16="http://schemas.microsoft.com/office/word/2018/wordml" xmlns:w16du="http://schemas.microsoft.com/office/word/2023/wordml/word16du" xmlns:w16sdtdh="http://schemas.microsoft.com/office/word/2020/wordml/sdtdatahash" xmlns:w16sdtfl="http://schemas.microsoft.com/office/word/2024/wordml/sdtformatlock" xmlns:w16se="http://schemas.microsoft.com/office/word/2015/wordml/symex" xmlns:wpg="http://schemas.microsoft.com/office/word/2010/wordprocessingGroup" xmlns:wpi="http://schemas.microsoft.com/office/word/2010/wordprocessingInk" xmlns:wne="http://schemas.microsoft.com/office/word/2006/wordml" xmlns:wps="http://schemas.microsoft.com/office/word/2010/wordprocessingShape" mc:Ignorable="w14 w15 w16se w16cid w16 w16cex w16sdtdh w16sdtfl w16du wp14">
+<w:footnotes xmlns:wpc="http://schemas.microsoft.com/office/word/2010/wordprocessingCanvas" xmlns:cx="http://schemas.microsoft.com/office/drawing/2014/chartex" xmlns:cx1="http://schemas.microsoft.com/office/drawing/2015/9/8/chartex" xmlns:cx2="http://schemas.microsoft.com/office/drawing/2015/10/21/chartex" xmlns:cx3="http://schemas.microsoft.com/office/drawing/2016/5/9/chartex" xmlns:cx4="http://schemas.microsoft.com/office/drawing/2016/5/10/chartex" xmlns:cx5="http://schemas.microsoft.com/office/drawing/2016/5/11/chartex" xmlns:cx6="http://schemas.microsoft.com/office/drawing/2016/5/12/chartex" xmlns:cx7="http://schemas.microsoft.com/office/drawing/2016/5/13/chartex" xmlns:cx8="http://schemas.microsoft.com/office/drawing/2016/5/14/chartex" xmlns:mc="http://schemas.openxmlformats.org/markup-compatibility/2006" xmlns:aink="http://schemas.microsoft.com/office/drawing/2016/ink" xmlns:am3d="http://schemas.microsoft.com/office/drawing/2017/model3d" xmlns:o="urn:schemas-microsoft-com:office:office" xmlns:oel="http://schemas.microsoft.com/office/2019/extlst" xmlns:r="http://schemas.openxmlformats.org/officeDocument/2006/relationships" xmlns:m="http://schemas.openxmlformats.org/officeDocument/2006/math" xmlns:v="urn:schemas-microsoft-com:vml" xmlns:wp14="http://schemas.microsoft.com/office/word/2010/wordprocessingDrawing" xmlns:wp="http://schemas.openxmlformats.org/drawingml/2006/wordprocessingDrawing" xmlns:w10="urn:schemas-microsoft-com:office:word" xmlns:w="http://schemas.openxmlformats.org/wordprocessingml/2006/main" xmlns:w14="http://schemas.microsoft.com/office/word/2010/wordml" xmlns:w15="http://schemas.microsoft.com/office/word/2012/wordml" xmlns:w16cex="http://schemas.microsoft.com/office/word/2018/wordml/cex" xmlns:w16cid="http://schemas.microsoft.com/office/word/2016/wordml/cid" xmlns:w16="http://schemas.microsoft.com/office/word/2018/wordml" xmlns:w16sdtdh="http://schemas.microsoft.com/office/word/2020/wordml/sdtdatahash" xmlns:w16se="http://schemas.microsoft.com/office/word/2015/wordml/symex" xmlns:wpg="http://schemas.microsoft.com/office/word/2010/wordprocessingGroup" xmlns:wpi="http://schemas.microsoft.com/office/word/2010/wordprocessingInk" xmlns:wne="http://schemas.microsoft.com/office/word/2006/wordml" xmlns:wps="http://schemas.microsoft.com/office/word/2010/wordprocessingShape" mc:Ignorable="w14 w15 w16se w16cid w16 w16cex w16sdtdh wp14">
   <w:footnote w:type="separator" w:id="-1">
     <w:p>
       <w:pPr>
@@ -7148,7 +6501,7 @@
 </file>
 
 <file path=word/styles.xml><?xml version="1.0" encoding="utf-8"?>
-<w:styles xmlns:mc="http://schemas.openxmlformats.org/markup-compatibility/2006" xmlns:r="http://schemas.openxmlformats.org/officeDocument/2006/relationships" xmlns:w="http://schemas.openxmlformats.org/wordprocessingml/2006/main" xmlns:w14="http://schemas.microsoft.com/office/word/2010/wordml" xmlns:w15="http://schemas.microsoft.com/office/word/2012/wordml" xmlns:w16cex="http://schemas.microsoft.com/office/word/2018/wordml/cex" xmlns:w16cid="http://schemas.microsoft.com/office/word/2016/wordml/cid" xmlns:w16="http://schemas.microsoft.com/office/word/2018/wordml" xmlns:w16du="http://schemas.microsoft.com/office/word/2023/wordml/word16du" xmlns:w16sdtdh="http://schemas.microsoft.com/office/word/2020/wordml/sdtdatahash" xmlns:w16sdtfl="http://schemas.microsoft.com/office/word/2024/wordml/sdtformatlock" xmlns:w16se="http://schemas.microsoft.com/office/word/2015/wordml/symex" mc:Ignorable="w14 w15 w16se w16cid w16 w16cex w16sdtdh w16sdtfl w16du">
+<w:styles xmlns:mc="http://schemas.openxmlformats.org/markup-compatibility/2006" xmlns:r="http://schemas.openxmlformats.org/officeDocument/2006/relationships" xmlns:w="http://schemas.openxmlformats.org/wordprocessingml/2006/main" xmlns:w14="http://schemas.microsoft.com/office/word/2010/wordml" xmlns:w15="http://schemas.microsoft.com/office/word/2012/wordml" xmlns:w16cex="http://schemas.microsoft.com/office/word/2018/wordml/cex" xmlns:w16cid="http://schemas.microsoft.com/office/word/2016/wordml/cid" xmlns:w16="http://schemas.microsoft.com/office/word/2018/wordml" xmlns:w16sdtdh="http://schemas.microsoft.com/office/word/2020/wordml/sdtdatahash" xmlns:w16se="http://schemas.microsoft.com/office/word/2015/wordml/symex" mc:Ignorable="w14 w15 w16se w16cid w16 w16cex w16sdtdh">
   <w:docDefaults>
     <w:rPrDefault>
       <w:rPr>
